--- a/constitucion_sas_nova_bienestar/docx/05_Memorando_juridico_justificativo.docx
+++ b/constitucion_sas_nova_bienestar/docx/05_Memorando_juridico_justificativo.docx
@@ -179,10 +179,12 @@
         <w:jc w:val="center"/>
         <w:tblLayout w:type="fixed"/>
         <w:tblLook w:firstColumn="1" w:firstRow="1" w:lastColumn="0" w:lastRow="0" w:noHBand="0" w:noVBand="1" w:val="04A0"/>
+        <w:tblW w:w="9121" w:type="dxa"/>
+        <w:tblLayout w:type="fixed"/>
       </w:tblPr>
       <w:tblGrid>
-        <w:gridCol w:w="4561"/>
-        <w:gridCol w:w="4561"/>
+        <w:gridCol w:w="3101"/>
+        <w:gridCol w:w="6020"/>
       </w:tblGrid>
       <w:tr>
         <w:tc>
@@ -1155,10 +1157,12 @@
         <w:jc w:val="center"/>
         <w:tblLayout w:type="fixed"/>
         <w:tblLook w:firstColumn="1" w:firstRow="1" w:lastColumn="0" w:lastRow="0" w:noHBand="0" w:noVBand="1" w:val="04A0"/>
+        <w:tblW w:w="9122" w:type="dxa"/>
+        <w:tblLayout w:type="fixed"/>
       </w:tblPr>
       <w:tblGrid>
-        <w:gridCol w:w="4561"/>
-        <w:gridCol w:w="4561"/>
+        <w:gridCol w:w="2737"/>
+        <w:gridCol w:w="6385"/>
       </w:tblGrid>
       <w:tr>
         <w:tc>
@@ -6226,10 +6230,12 @@
         <w:jc w:val="center"/>
         <w:tblLayout w:type="fixed"/>
         <w:tblLook w:firstColumn="1" w:firstRow="1" w:lastColumn="0" w:lastRow="0" w:noHBand="0" w:noVBand="1" w:val="04A0"/>
+        <w:tblW w:w="9122" w:type="dxa"/>
+        <w:tblLayout w:type="fixed"/>
       </w:tblPr>
       <w:tblGrid>
-        <w:gridCol w:w="4561"/>
-        <w:gridCol w:w="4561"/>
+        <w:gridCol w:w="2554"/>
+        <w:gridCol w:w="6568"/>
       </w:tblGrid>
       <w:tr>
         <w:tc>
@@ -6767,11 +6773,13 @@
         <w:jc w:val="center"/>
         <w:tblLayout w:type="fixed"/>
         <w:tblLook w:firstColumn="1" w:firstRow="1" w:lastColumn="0" w:lastRow="0" w:noHBand="0" w:noVBand="1" w:val="04A0"/>
+        <w:tblW w:w="9122" w:type="dxa"/>
+        <w:tblLayout w:type="fixed"/>
       </w:tblPr>
       <w:tblGrid>
-        <w:gridCol w:w="3041"/>
-        <w:gridCol w:w="3041"/>
-        <w:gridCol w:w="3041"/>
+        <w:gridCol w:w="912"/>
+        <w:gridCol w:w="4105"/>
+        <w:gridCol w:w="4105"/>
       </w:tblGrid>
       <w:tr>
         <w:tc>
@@ -7326,11 +7334,13 @@
         <w:jc w:val="center"/>
         <w:tblLayout w:type="fixed"/>
         <w:tblLook w:firstColumn="1" w:firstRow="1" w:lastColumn="0" w:lastRow="0" w:noHBand="0" w:noVBand="1" w:val="04A0"/>
+        <w:tblW w:w="9122" w:type="dxa"/>
+        <w:tblLayout w:type="fixed"/>
       </w:tblPr>
       <w:tblGrid>
-        <w:gridCol w:w="3041"/>
-        <w:gridCol w:w="3041"/>
-        <w:gridCol w:w="3041"/>
+        <w:gridCol w:w="912"/>
+        <w:gridCol w:w="4105"/>
+        <w:gridCol w:w="4105"/>
       </w:tblGrid>
       <w:tr>
         <w:tc>

--- a/constitucion_sas_nova_bienestar/docx/05_Memorando_juridico_justificativo.docx
+++ b/constitucion_sas_nova_bienestar/docx/05_Memorando_juridico_justificativo.docx
@@ -4165,7 +4165,7 @@
           <w:i w:val="0"/>
           <w:u w:val="none"/>
         </w:rPr>
-        <w:t>500 salarios mínimos legales mensuales vigentes</w:t>
+        <w:t>cien (100) salarios mínimos legales mensuales vigentes</w:t>
       </w:r>
       <w:r>
         <w:rPr>
@@ -4205,7 +4205,7 @@
           <w:i w:val="0"/>
           <w:u w:val="none"/>
         </w:rPr>
-        <w:t>Por qué 500 SMLMV.</w:t>
+        <w:t>Por qué 100 SMLMV.</w:t>
       </w:r>
       <w:r>
         <w:rPr>
@@ -4214,7 +4214,117 @@
           <w:i w:val="0"/>
           <w:u w:val="none"/>
         </w:rPr>
-        <w:t xml:space="preserve"> El umbral debe ser lo bastante alto para no entorpecer la operación ordinaria —contratación de personal, arrendamiento del local, compra de equipos— y lo bastante bajo para captar las decisiones patrimonialmente significativas frente a un capital de $600.000.000. Quinientos salarios mínimos representan aproximadamente el equivalente a algo más de la mitad del capital pagado, lo que satisface ambos criterios.</w:t>
+        <w:t xml:space="preserve"> El umbral debe ser lo bastante alto para no entorpecer la operación ordinaria —nómina, arrendamiento del local, insumos— y lo bastante bajo para captar las decisiones patrimonialmente significativas frente a un capital pagado de $600.000.000. Con un salario mínimo del orden de $1.400.000, cien salarios equivalen aproximadamente a </w:t>
+      </w:r>
+      <w:r>
+        <w:rPr>
+          <w:rFonts w:ascii="Times New Roman" w:hAnsi="Times New Roman"/>
+          <w:b/>
+          <w:i w:val="0"/>
+          <w:u w:val="none"/>
+        </w:rPr>
+        <w:t>$140.000.000</w:t>
+      </w:r>
+      <w:r>
+        <w:rPr>
+          <w:rFonts w:ascii="Times New Roman" w:hAnsi="Times New Roman"/>
+          <w:b w:val="0"/>
+          <w:i w:val="0"/>
+          <w:u w:val="none"/>
+        </w:rPr>
+        <w:t xml:space="preserve">, esto es, cerca del </w:t>
+      </w:r>
+      <w:r>
+        <w:rPr>
+          <w:rFonts w:ascii="Times New Roman" w:hAnsi="Times New Roman"/>
+          <w:b/>
+          <w:i w:val="0"/>
+          <w:u w:val="none"/>
+        </w:rPr>
+        <w:t>23 % del capital pagado</w:t>
+      </w:r>
+      <w:r>
+        <w:rPr>
+          <w:rFonts w:ascii="Times New Roman" w:hAnsi="Times New Roman"/>
+          <w:b w:val="0"/>
+          <w:i w:val="0"/>
+          <w:u w:val="none"/>
+        </w:rPr>
+        <w:t>: un acto de esa magnitud compromete casi una cuarta parte del patrimonio social y merece pasar por la asamblea, mientras que la operación corriente —una nómina mensual de nueve trabajadores o el canon de una oficina— queda holgadamente por debajo.</w:t>
+      </w:r>
+    </w:p>
+    <w:p>
+      <w:r>
+        <w:rPr>
+          <w:rFonts w:ascii="Times New Roman" w:hAnsi="Times New Roman"/>
+          <w:b/>
+          <w:i w:val="0"/>
+          <w:u w:val="none"/>
+        </w:rPr>
+        <w:t>Un umbral descartado por inoperante.</w:t>
+      </w:r>
+      <w:r>
+        <w:rPr>
+          <w:rFonts w:ascii="Times New Roman" w:hAnsi="Times New Roman"/>
+          <w:b w:val="0"/>
+          <w:i w:val="0"/>
+          <w:u w:val="none"/>
+        </w:rPr>
+        <w:t xml:space="preserve"> La primera versión de esta cláusula fijaba el límite en 500 SMLMV. La cifra no resiste la verificación aritmética: quinientos salarios mínimos equivalen aproximadamente a </w:t>
+      </w:r>
+      <w:r>
+        <w:rPr>
+          <w:rFonts w:ascii="Times New Roman" w:hAnsi="Times New Roman"/>
+          <w:b/>
+          <w:i w:val="0"/>
+          <w:u w:val="none"/>
+        </w:rPr>
+        <w:t>$700.000.000</w:t>
+      </w:r>
+      <w:r>
+        <w:rPr>
+          <w:rFonts w:ascii="Times New Roman" w:hAnsi="Times New Roman"/>
+          <w:b w:val="0"/>
+          <w:i w:val="0"/>
+          <w:u w:val="none"/>
+        </w:rPr>
+        <w:t xml:space="preserve">, suma </w:t>
+      </w:r>
+      <w:r>
+        <w:rPr>
+          <w:rFonts w:ascii="Times New Roman" w:hAnsi="Times New Roman"/>
+          <w:b/>
+          <w:i w:val="0"/>
+          <w:u w:val="none"/>
+        </w:rPr>
+        <w:t>superior a la totalidad del capital pagado</w:t>
+      </w:r>
+      <w:r>
+        <w:rPr>
+          <w:rFonts w:ascii="Times New Roman" w:hAnsi="Times New Roman"/>
+          <w:b w:val="0"/>
+          <w:i w:val="0"/>
+          <w:u w:val="none"/>
+        </w:rPr>
+        <w:t xml:space="preserve"> de la sociedad. Una limitación así redactada jamás se activaría, porque ningún acto que la sociedad pueda celebrar con su propio patrimonio alcanzaría el umbral. Habría sido una cláusula de apariencia protectora y efecto nulo. El punto ilustra una regla de redacción societaria: </w:t>
+      </w:r>
+      <w:r>
+        <w:rPr>
+          <w:rFonts w:ascii="Times New Roman" w:hAnsi="Times New Roman"/>
+          <w:b/>
+          <w:i w:val="0"/>
+          <w:u w:val="none"/>
+        </w:rPr>
+        <w:t>todo umbral de cuantía debe contrastarse contra el capital de la sociedad concreta</w:t>
+      </w:r>
+      <w:r>
+        <w:rPr>
+          <w:rFonts w:ascii="Times New Roman" w:hAnsi="Times New Roman"/>
+          <w:b w:val="0"/>
+          <w:i w:val="0"/>
+          <w:u w:val="none"/>
+        </w:rPr>
+        <w:t>, no copiarse de un modelo.</w:t>
       </w:r>
     </w:p>
     <w:p>
@@ -5075,7 +5185,7 @@
           <w:i w:val="0"/>
           <w:u w:val="none"/>
         </w:rPr>
-        <w:t xml:space="preserve"> El artículo 36 de los estatutos enuncia las causales del artículo 34 de la Ley 1258 sustituyendo la derogada por la de la Ley 2069, y su parágrafo impone a los administradores el deber de abstenerse de iniciar nuevas operaciones y de convocar de inmediato a la asamblea, con responsabilidad solidaria por los perjuicios. El artículo 37 recoge el plazo de </w:t>
+        <w:t xml:space="preserve"> El artículo 36 de los estatutos enuncia las causales del artículo 34 de la Ley 1258 sustituyendo la derogada por la de la Ley 2069, y su parágrafo impone a los administradores el deber de abstenerse de iniciar nuevas operaciones y de convocar de inmediato a la asamblea, con responsabilidad solidaria por los perjuicios. El artículo 37 recoge los plazos de enervamiento del artículo 35 de la Ley 1258: </w:t>
       </w:r>
       <w:r>
         <w:rPr>
@@ -5084,6 +5194,24 @@
           <w:i w:val="0"/>
           <w:u w:val="none"/>
         </w:rPr>
+        <w:t>seis meses</w:t>
+      </w:r>
+      <w:r>
+        <w:rPr>
+          <w:rFonts w:ascii="Times New Roman" w:hAnsi="Times New Roman"/>
+          <w:b w:val="0"/>
+          <w:i w:val="0"/>
+          <w:u w:val="none"/>
+        </w:rPr>
+        <w:t xml:space="preserve"> como regla general y </w:t>
+      </w:r>
+      <w:r>
+        <w:rPr>
+          <w:rFonts w:ascii="Times New Roman" w:hAnsi="Times New Roman"/>
+          <w:b/>
+          <w:i w:val="0"/>
+          <w:u w:val="none"/>
+        </w:rPr>
         <w:t>dieciocho meses</w:t>
       </w:r>
       <w:r>
@@ -5093,7 +5221,7 @@
           <w:i w:val="0"/>
           <w:u w:val="none"/>
         </w:rPr>
-        <w:t xml:space="preserve"> para enervar la causal.</w:t>
+        <w:t xml:space="preserve"> para esta causal en particular, por remisión del parágrafo primero del artículo 4.º de la Ley 2069 de 2020, que ordena entender referida a ella toda mención legal a la derogada causal de pérdidas.</w:t>
       </w:r>
     </w:p>
     <w:p>
@@ -5219,6 +5347,91 @@
           <w:i w:val="0"/>
           <w:u w:val="none"/>
         </w:rPr>
+        <w:t>La base sobre la cual se computa esa mayoría.</w:t>
+      </w:r>
+      <w:r>
+        <w:rPr>
+          <w:rFonts w:ascii="Times New Roman" w:hAnsi="Times New Roman"/>
+          <w:b w:val="0"/>
+          <w:i w:val="0"/>
+          <w:u w:val="none"/>
+        </w:rPr>
+        <w:t xml:space="preserve"> Es un detalle técnico que decide si la cláusula funciona o no, y conviene explicarlo porque es la clase de error que solo aparece al aplicar la norma a los números concretos del caso. Si el 70 % se calculara sobre la totalidad de las acciones suscritas —600.000— el umbral sería de 420.000 acciones. Excluido el voto del enajenante, ninguno de los dos accionistas podría alcanzarlo jamás: si vende Mariana, quedan las 210.000 de Felipe; si vende Felipe, quedan las 390.000 de Mariana. En ambos casos la autorización sería </w:t>
+      </w:r>
+      <w:r>
+        <w:rPr>
+          <w:rFonts w:ascii="Times New Roman" w:hAnsi="Times New Roman"/>
+          <w:b/>
+          <w:i w:val="0"/>
+          <w:u w:val="none"/>
+        </w:rPr>
+        <w:t>imposible de obtener</w:t>
+      </w:r>
+      <w:r>
+        <w:rPr>
+          <w:rFonts w:ascii="Times New Roman" w:hAnsi="Times New Roman"/>
+          <w:b w:val="0"/>
+          <w:i w:val="0"/>
+          <w:u w:val="none"/>
+        </w:rPr>
+        <w:t>, y la cláusula, en lugar de regular la transferencia, la prohibiría de forma absoluta y encubierta.</w:t>
+      </w:r>
+    </w:p>
+    <w:p>
+      <w:r>
+        <w:rPr>
+          <w:rFonts w:ascii="Times New Roman" w:hAnsi="Times New Roman"/>
+          <w:b w:val="0"/>
+          <w:i w:val="0"/>
+          <w:u w:val="none"/>
+        </w:rPr>
+        <w:t xml:space="preserve">Por eso el artículo 15 computa el 70 % sobre las </w:t>
+      </w:r>
+      <w:r>
+        <w:rPr>
+          <w:rFonts w:ascii="Times New Roman" w:hAnsi="Times New Roman"/>
+          <w:b/>
+          <w:i w:val="0"/>
+          <w:u w:val="none"/>
+        </w:rPr>
+        <w:t>acciones suscritas restantes</w:t>
+      </w:r>
+      <w:r>
+        <w:rPr>
+          <w:rFonts w:ascii="Times New Roman" w:hAnsi="Times New Roman"/>
+          <w:b w:val="0"/>
+          <w:i w:val="0"/>
+          <w:u w:val="none"/>
+        </w:rPr>
+        <w:t xml:space="preserve">, excluidas del cómputo tanto el voto como las acciones del enajenante. Con esa base: si vende Mariana, se requieren 147.000 acciones de las 210.000 de Felipe, que él tiene; si vende Felipe, se requieren 273.000 de las 390.000 de Mariana, que ella tiene. La cláusula opera como lo que debe ser —un </w:t>
+      </w:r>
+      <w:r>
+        <w:rPr>
+          <w:rFonts w:ascii="Times New Roman" w:hAnsi="Times New Roman"/>
+          <w:b/>
+          <w:i w:val="0"/>
+          <w:u w:val="none"/>
+        </w:rPr>
+        <w:t>consentimiento recíproco</w:t>
+      </w:r>
+      <w:r>
+        <w:rPr>
+          <w:rFonts w:ascii="Times New Roman" w:hAnsi="Times New Roman"/>
+          <w:b w:val="0"/>
+          <w:i w:val="0"/>
+          <w:u w:val="none"/>
+        </w:rPr>
+        <w:t xml:space="preserve"> para el ingreso de terceros al grupo cerrado— y no como una prohibición disfrazada.</w:t>
+      </w:r>
+    </w:p>
+    <w:p>
+      <w:r>
+        <w:rPr>
+          <w:rFonts w:ascii="Times New Roman" w:hAnsi="Times New Roman"/>
+          <w:b/>
+          <w:i w:val="0"/>
+          <w:u w:val="none"/>
+        </w:rPr>
         <w:t>Por qué ambos y no uno solo.</w:t>
       </w:r>
       <w:r>
@@ -5292,7 +5505,173 @@
           <w:i w:val="0"/>
           <w:u w:val="none"/>
         </w:rPr>
-        <w:t>Se pactó la exclusión con el 70 % de las acciones suscritas, excluido el voto del afectado, por cuatro causales taxativas. El artículo 39 de la Ley 1258 permite pactarla y remite al procedimiento de reembolso; el artículo 41 exige unanimidad para introducirla o modificarla, requisito satisfecho porque la cláusula nace en el acto constitutivo suscrito por los dos accionistas.</w:t>
+        <w:t xml:space="preserve">Se pactó la exclusión por cuatro causales taxativas, con el 70 % de las </w:t>
+      </w:r>
+      <w:r>
+        <w:rPr>
+          <w:rFonts w:ascii="Times New Roman" w:hAnsi="Times New Roman"/>
+          <w:b/>
+          <w:i w:val="0"/>
+          <w:u w:val="none"/>
+        </w:rPr>
+        <w:t>acciones suscritas restantes</w:t>
+      </w:r>
+      <w:r>
+        <w:rPr>
+          <w:rFonts w:ascii="Times New Roman" w:hAnsi="Times New Roman"/>
+          <w:b w:val="0"/>
+          <w:i w:val="0"/>
+          <w:u w:val="none"/>
+        </w:rPr>
+        <w:t xml:space="preserve"> —excluidas del cómputo el voto y las acciones del accionista destinatario de la medida—. El artículo 39 de la Ley 1258 permite pactarla y remite al procedimiento de reembolso; el artículo 41 exige unanimidad para introducirla o modificarla, requisito satisfecho porque la cláusula nace en el acto constitutivo suscrito por los dos accionistas.</w:t>
+      </w:r>
+    </w:p>
+    <w:p>
+      <w:r>
+        <w:rPr>
+          <w:rFonts w:ascii="Times New Roman" w:hAnsi="Times New Roman"/>
+          <w:b/>
+          <w:i w:val="0"/>
+          <w:u w:val="none"/>
+        </w:rPr>
+        <w:t>Por qué la base de cómputo es la misma que en el artículo 15.</w:t>
+      </w:r>
+      <w:r>
+        <w:rPr>
+          <w:rFonts w:ascii="Times New Roman" w:hAnsi="Times New Roman"/>
+          <w:b w:val="0"/>
+          <w:i w:val="0"/>
+          <w:u w:val="none"/>
+        </w:rPr>
+        <w:t xml:space="preserve"> Por idéntica razón aritmética: calculado sobre las 600.000 acciones suscritas, el umbral de 420.000 sería inalcanzable una vez excluido el afectado, y la cláusula de exclusión resultaría </w:t>
+      </w:r>
+      <w:r>
+        <w:rPr>
+          <w:rFonts w:ascii="Times New Roman" w:hAnsi="Times New Roman"/>
+          <w:b/>
+          <w:i w:val="0"/>
+          <w:u w:val="none"/>
+        </w:rPr>
+        <w:t>letra muerta</w:t>
+      </w:r>
+      <w:r>
+        <w:rPr>
+          <w:rFonts w:ascii="Times New Roman" w:hAnsi="Times New Roman"/>
+          <w:b w:val="0"/>
+          <w:i w:val="0"/>
+          <w:u w:val="none"/>
+        </w:rPr>
+        <w:t>. Calculado sobre las acciones restantes, cada accionista puede promover la exclusión del otro cuando se configure alguna de las causales.</w:t>
+      </w:r>
+    </w:p>
+    <w:p>
+      <w:r>
+        <w:rPr>
+          <w:rFonts w:ascii="Times New Roman" w:hAnsi="Times New Roman"/>
+          <w:b/>
+          <w:i w:val="0"/>
+          <w:u w:val="none"/>
+        </w:rPr>
+        <w:t>La objeción previsible y su respuesta.</w:t>
+      </w:r>
+      <w:r>
+        <w:rPr>
+          <w:rFonts w:ascii="Times New Roman" w:hAnsi="Times New Roman"/>
+          <w:b w:val="0"/>
+          <w:i w:val="0"/>
+          <w:u w:val="none"/>
+        </w:rPr>
+        <w:t xml:space="preserve"> Podría replicarse que, así construida, la cláusula permite que el minoritario del 35 % excluya al mayoritario del 65 %. Es cierto, y es una consecuencia inevitable en una sociedad de dos accionistas: cualquier fórmula que haga operativa la exclusión pone a cada uno en manos del otro. Tres contrapesos la hacen tolerable. </w:t>
+      </w:r>
+      <w:r>
+        <w:rPr>
+          <w:rFonts w:ascii="Times New Roman" w:hAnsi="Times New Roman"/>
+          <w:b/>
+          <w:i w:val="0"/>
+          <w:u w:val="none"/>
+        </w:rPr>
+        <w:t>Uno</w:t>
+      </w:r>
+      <w:r>
+        <w:rPr>
+          <w:rFonts w:ascii="Times New Roman" w:hAnsi="Times New Roman"/>
+          <w:b w:val="0"/>
+          <w:i w:val="0"/>
+          <w:u w:val="none"/>
+        </w:rPr>
+        <w:t xml:space="preserve">, las causales son </w:t>
+      </w:r>
+      <w:r>
+        <w:rPr>
+          <w:rFonts w:ascii="Times New Roman" w:hAnsi="Times New Roman"/>
+          <w:b/>
+          <w:i w:val="0"/>
+          <w:u w:val="none"/>
+        </w:rPr>
+        <w:t>taxativas y objetivas</w:t>
+      </w:r>
+      <w:r>
+        <w:rPr>
+          <w:rFonts w:ascii="Times New Roman" w:hAnsi="Times New Roman"/>
+          <w:b w:val="0"/>
+          <w:i w:val="0"/>
+          <w:u w:val="none"/>
+        </w:rPr>
+        <w:t xml:space="preserve"> —incumplimiento grave y reiterado, competencia desleal, omisión del deber de información sobre cambio de control y condena penal ejecutoriada—, no cláusulas abiertas de "pérdida de confianza". </w:t>
+      </w:r>
+      <w:r>
+        <w:rPr>
+          <w:rFonts w:ascii="Times New Roman" w:hAnsi="Times New Roman"/>
+          <w:b/>
+          <w:i w:val="0"/>
+          <w:u w:val="none"/>
+        </w:rPr>
+        <w:t>Dos</w:t>
+      </w:r>
+      <w:r>
+        <w:rPr>
+          <w:rFonts w:ascii="Times New Roman" w:hAnsi="Times New Roman"/>
+          <w:b w:val="0"/>
+          <w:i w:val="0"/>
+          <w:u w:val="none"/>
+        </w:rPr>
+        <w:t xml:space="preserve">, la exclusión abusiva activa la sanción de </w:t>
+      </w:r>
+      <w:r>
+        <w:rPr>
+          <w:rFonts w:ascii="Times New Roman" w:hAnsi="Times New Roman"/>
+          <w:b/>
+          <w:i w:val="0"/>
+          <w:u w:val="none"/>
+        </w:rPr>
+        <w:t>ineficacia</w:t>
+      </w:r>
+      <w:r>
+        <w:rPr>
+          <w:rFonts w:ascii="Times New Roman" w:hAnsi="Times New Roman"/>
+          <w:b w:val="0"/>
+          <w:i w:val="0"/>
+          <w:u w:val="none"/>
+        </w:rPr>
+        <w:t xml:space="preserve"> del artículo 43 de la Ley 1258, que castiga expresamente el abuso de minoría. </w:t>
+      </w:r>
+      <w:r>
+        <w:rPr>
+          <w:rFonts w:ascii="Times New Roman" w:hAnsi="Times New Roman"/>
+          <w:b/>
+          <w:i w:val="0"/>
+          <w:u w:val="none"/>
+        </w:rPr>
+        <w:t>Tres</w:t>
+      </w:r>
+      <w:r>
+        <w:rPr>
+          <w:rFonts w:ascii="Times New Roman" w:hAnsi="Times New Roman"/>
+          <w:b w:val="0"/>
+          <w:i w:val="0"/>
+          <w:u w:val="none"/>
+        </w:rPr>
+        <w:t>, el reembolso de la participación se rige por el artículo 39 de la Ley 1258 y por las reglas de valoración pericial del literal e) del artículo 14 de los estatutos, de modo que el excluido no pierde el valor económico de sus acciones.</w:t>
       </w:r>
     </w:p>
     <w:p>
@@ -8215,7 +8594,7 @@
           <w:i w:val="0"/>
           <w:u w:val="none"/>
         </w:rPr>
-        <w:t>¿Qué pasa si la sociedad empieza a atender pacientes antes de habilitarse?</w:t>
+        <w:t>¿Por qué el límite de cuantía es de 100 SMLMV y no de 500, como es habitual en los modelos?</w:t>
       </w:r>
       <w:r>
         <w:rPr>
@@ -8224,7 +8603,7 @@
           <w:i w:val="0"/>
           <w:u w:val="none"/>
         </w:rPr>
-        <w:t xml:space="preserve"> Incurre en prestación irregular de servicios de salud, con riesgo de cierre y sanción, y los administradores incumplen el deber de diligencia del artículo 23 de la Ley 222 de 1995.</w:t>
+        <w:t xml:space="preserve"> Porque 500 salarios mínimos equivalen aproximadamente a $700.000.000, cifra superior al capital pagado de la sociedad: el umbral nunca se activaría. Cien salarios equivalen a cerca de $140.000.000, esto es, al 23 % del capital pagado, que sí capta las decisiones patrimonialmente relevantes sin entorpecer la operación ordinaria.</w:t>
       </w:r>
     </w:p>
     <w:p>
@@ -8235,6 +8614,84 @@
           <w:i w:val="0"/>
           <w:u w:val="none"/>
         </w:rPr>
+        <w:t>¿Por qué las mayorías de los artículos 15 y 39 se computan sobre las acciones "restantes"?</w:t>
+      </w:r>
+      <w:r>
+        <w:rPr>
+          <w:rFonts w:ascii="Times New Roman" w:hAnsi="Times New Roman"/>
+          <w:b w:val="0"/>
+          <w:i w:val="0"/>
+          <w:u w:val="none"/>
+        </w:rPr>
+        <w:t xml:space="preserve"> Porque esas dos cláusulas excluyen del voto al accionista afectado. Si el 70 % se calculara sobre las 600.000 acciones suscritas, el umbral de 420.000 sería inalcanzable para cualquiera de los dos una vez excluido el otro, y ambas cláusulas serían inoperantes. Computadas sobre las acciones restantes, funcionan como un consentimiento recíproco.</w:t>
+      </w:r>
+    </w:p>
+    <w:p>
+      <w:r>
+        <w:rPr>
+          <w:rFonts w:ascii="Times New Roman" w:hAnsi="Times New Roman"/>
+          <w:b/>
+          <w:i w:val="0"/>
+          <w:u w:val="none"/>
+        </w:rPr>
+        <w:t>¿Cuál es el plazo para enervar una causal de disolución?</w:t>
+      </w:r>
+      <w:r>
+        <w:rPr>
+          <w:rFonts w:ascii="Times New Roman" w:hAnsi="Times New Roman"/>
+          <w:b w:val="0"/>
+          <w:i w:val="0"/>
+          <w:u w:val="none"/>
+        </w:rPr>
+        <w:t xml:space="preserve"> Seis meses como regla general, contados desde que la asamblea reconoce el acaecimiento de la causal (artículo 35 de la Ley 1258). Ese plazo sube a </w:t>
+      </w:r>
+      <w:r>
+        <w:rPr>
+          <w:rFonts w:ascii="Times New Roman" w:hAnsi="Times New Roman"/>
+          <w:b/>
+          <w:i w:val="0"/>
+          <w:u w:val="none"/>
+        </w:rPr>
+        <w:t>dieciocho meses</w:t>
+      </w:r>
+      <w:r>
+        <w:rPr>
+          <w:rFonts w:ascii="Times New Roman" w:hAnsi="Times New Roman"/>
+          <w:b w:val="0"/>
+          <w:i w:val="0"/>
+          <w:u w:val="none"/>
+        </w:rPr>
+        <w:t xml:space="preserve"> únicamente para la causal de no cumplimiento de la hipótesis de negocio en marcha, porque el inciso segundo del artículo 35 lo preveía para la derogada causal de pérdidas y el parágrafo primero del artículo 4.º de la Ley 2069 de 2020 ordena entender toda mención a aquella referida a esta.</w:t>
+      </w:r>
+    </w:p>
+    <w:p>
+      <w:r>
+        <w:rPr>
+          <w:rFonts w:ascii="Times New Roman" w:hAnsi="Times New Roman"/>
+          <w:b/>
+          <w:i w:val="0"/>
+          <w:u w:val="none"/>
+        </w:rPr>
+        <w:t>¿Qué pasa si la sociedad empieza a atender pacientes antes de habilitarse?</w:t>
+      </w:r>
+      <w:r>
+        <w:rPr>
+          <w:rFonts w:ascii="Times New Roman" w:hAnsi="Times New Roman"/>
+          <w:b w:val="0"/>
+          <w:i w:val="0"/>
+          <w:u w:val="none"/>
+        </w:rPr>
+        <w:t xml:space="preserve"> Incurre en prestación irregular de servicios de salud, con riesgo de cierre y sanción, y los administradores incumplen el deber de diligencia del artículo 23 de la Ley 222 de 1995.</w:t>
+      </w:r>
+    </w:p>
+    <w:p>
+      <w:r>
+        <w:rPr>
+          <w:rFonts w:ascii="Times New Roman" w:hAnsi="Times New Roman"/>
+          <w:b/>
+          <w:i w:val="0"/>
+          <w:u w:val="none"/>
+        </w:rPr>
         <w:t>¿Es válido que la accionista mayoritaria sea a la vez representante legal?</w:t>
       </w:r>
       <w:r>
@@ -8244,7 +8701,7 @@
           <w:i w:val="0"/>
           <w:u w:val="none"/>
         </w:rPr>
-        <w:t xml:space="preserve"> Sí, no existe incompatibilidad. Pero por ello se pactó la limitación de cuantía de 500 SMLMV y se recogió la sanción de ineficacia por abuso del derecho de voto del artículo 43 de la Ley 1258.</w:t>
+        <w:t xml:space="preserve"> Sí, no existe incompatibilidad. Pero por ello se pactó la limitación de cuantía de 100 SMLMV y se recogió la sanción de ineficacia por abuso del derecho de voto del artículo 43 de la Ley 1258.</w:t>
       </w:r>
     </w:p>
     <w:p>

--- a/constitucion_sas_nova_bienestar/docx/05_Memorando_juridico_justificativo.docx
+++ b/constitucion_sas_nova_bienestar/docx/05_Memorando_juridico_justificativo.docx
@@ -535,7 +535,7 @@
                 <w:sz w:val="20"/>
                 <w:u w:val="none"/>
               </w:rPr>
-              <w:t>Carrera 37 n.º 10A-58, oficina 804, Medellín — ubicación: oficina</w:t>
+              <w:t>Carrera 37 n.º 10A-58, oficina 804, Medellín, ubicación: oficina</w:t>
             </w:r>
           </w:p>
         </w:tc>
@@ -579,7 +579,7 @@
                 <w:sz w:val="20"/>
                 <w:u w:val="none"/>
               </w:rPr>
-              <w:t>315 684 9271 — contacto@novabienestarintegral.com</w:t>
+              <w:t>315 684 9271. Contacto@novabienestarintegral.com</w:t>
             </w:r>
           </w:p>
         </w:tc>
@@ -799,7 +799,7 @@
                 <w:sz w:val="20"/>
                 <w:u w:val="none"/>
               </w:rPr>
-              <w:t>Sí — "NOVA BIENESTAR", activos $55.000.000</w:t>
+              <w:t>Sí. "NOVA BIENESTAR", activos $55.000.000</w:t>
             </w:r>
           </w:p>
         </w:tc>
@@ -1147,7 +1147,7 @@
           <w:i w:val="0"/>
           <w:u w:val="none"/>
         </w:rPr>
-        <w:t xml:space="preserve"> —no dispositiva—, la doctrina de la Superintendencia de Sociedades sostiene que no se traslada automáticamente a la S.A.S., de modo que la materia queda entregada a los estatutos.</w:t>
+        <w:t>, no dispositiva, la doctrina de la Superintendencia de Sociedades sostiene que no se traslada automáticamente a la S.A.S., de modo que la materia queda entregada a los estatutos.</w:t>
       </w:r>
     </w:p>
     <w:tbl>
@@ -1824,7 +1824,7 @@
           <w:i w:val="0"/>
           <w:u w:val="none"/>
         </w:rPr>
-        <w:t>Primera — la forma del acto constitutivo.</w:t>
+        <w:t>Primera, la forma del acto constitutivo.</w:t>
       </w:r>
       <w:r>
         <w:rPr>
@@ -1851,7 +1851,7 @@
           <w:i w:val="0"/>
           <w:u w:val="none"/>
         </w:rPr>
-        <w:t xml:space="preserve"> (artículo 5.º de la Ley 1258 de 2008), sin necesidad de escritura pública. Para un proyecto con capital pagado de $600.000.000 y aportes exclusivamente dinerarios, esto elimina el costo notarial de la escritura y acelera el trámite. La excepción está en el parágrafo 2.º del artículo 5.º: si se aportaran bienes cuya transferencia exija escritura pública —un inmueble, por ejemplo—, la constitución tendría que hacerse por escritura. No es el caso.</w:t>
+        <w:t xml:space="preserve"> (artículo 5.º de la Ley 1258 de 2008), sin necesidad de escritura pública. Para un proyecto con capital pagado de $600.000.000 y aportes exclusivamente dinerarios, esto elimina el costo notarial de la escritura y acelera el trámite. La excepción está en el parágrafo 2.º del artículo 5.º: si se aportaran bienes cuya transferencia exija escritura pública (un inmueble, por ejemplo), la constitución tendría que hacerse por escritura. No es el caso.</w:t>
       </w:r>
     </w:p>
     <w:p>
@@ -1862,7 +1862,7 @@
           <w:i w:val="0"/>
           <w:u w:val="none"/>
         </w:rPr>
-        <w:t>Segunda — la limitación de responsabilidad.</w:t>
+        <w:t>Segunda, la limitación de responsabilidad.</w:t>
       </w:r>
       <w:r>
         <w:rPr>
@@ -1900,7 +1900,7 @@
           <w:i w:val="0"/>
           <w:u w:val="none"/>
         </w:rPr>
-        <w:t>Tercera — la libertad de configuración del gobierno corporativo.</w:t>
+        <w:t>Tercera, la libertad de configuración del gobierno corporativo.</w:t>
       </w:r>
       <w:r>
         <w:rPr>
@@ -1920,7 +1920,7 @@
           <w:i w:val="0"/>
           <w:u w:val="none"/>
         </w:rPr>
-        <w:t>Cuarta — el régimen de capital.</w:t>
+        <w:t>Cuarta, el régimen de capital.</w:t>
       </w:r>
       <w:r>
         <w:rPr>
@@ -2059,7 +2059,7 @@
           <w:i w:val="0"/>
           <w:u w:val="none"/>
         </w:rPr>
-        <w:t xml:space="preserve"> Es el acto jurídico que da origen a la sociedad. Contiene simultáneamente el contrato de sociedad —acuerdo de voluntades entre dos personas— y los estatutos que regirán su funcionamiento.</w:t>
+        <w:t xml:space="preserve"> Es el acto jurídico que da origen a la sociedad. Contiene simultáneamente el contrato de sociedad, acuerdo de voluntades entre dos personas, y los estatutos que regirán su funcionamiento.</w:t>
       </w:r>
     </w:p>
     <w:p>
@@ -2230,7 +2230,7 @@
           <w:i w:val="0"/>
           <w:u w:val="none"/>
         </w:rPr>
-        <w:t xml:space="preserve"> Porque son dos los administradores designados —principal y suplente— y la aceptación es un acto personalísimo. Un solo documento firmado por ambos sería igualmente válido, pero se separan para facilitar su tramitación independiente en caso de cambio de uno de ellos.</w:t>
+        <w:t xml:space="preserve"> Porque son dos los administradores designados, principal y suplente, y la aceptación es un acto personalísimo. Un solo documento firmado por ambos sería igualmente válido, pero se separan para facilitar su tramitación independiente en caso de cambio de uno de ellos.</w:t>
       </w:r>
     </w:p>
     <w:p>
@@ -2570,7 +2570,7 @@
           <w:i w:val="0"/>
           <w:u w:val="none"/>
         </w:rPr>
-        <w:t xml:space="preserve"> Porque de la inscripción en el libro de accionistas depende la prueba de la calidad de socio: los artículos 195 y 406 del Código de Comercio disponen que esa calidad se acredita frente a la sociedad y frente a terceros mediante la anotación en el libro, no con el documento de constitución ni con el certificado de la Cámara. Una sociedad sin libro de accionistas registrado tiene accionistas cuya condición es difícil de probar en un litigio, en una sucesión o en una liquidación de sociedad conyugal —hipótesis esta última especialmente relevante en el caso, por el estado civil de uno de los accionistas—.</w:t>
+        <w:t xml:space="preserve"> Porque de la inscripción en el libro de accionistas depende la prueba de la calidad de socio: los artículos 195 y 406 del Código de Comercio disponen que esa calidad se acredita frente a la sociedad y frente a terceros mediante la anotación en el libro, no con el documento de constitución ni con el certificado de la Cámara. Una sociedad sin libro de accionistas registrado tiene accionistas cuya condición es difícil de probar en un litigio, en una sucesión o en una liquidación de sociedad conyugal (hipótesis esta última especialmente relevante en el caso, por el estado civil de uno de los accionistas).</w:t>
       </w:r>
     </w:p>
     <w:p>
@@ -2746,7 +2746,7 @@
           <w:i w:val="0"/>
           <w:u w:val="none"/>
         </w:rPr>
-        <w:t xml:space="preserve"> —Mariana en Medellín, Felipe en Envigado— y esos municipios pertenecen a </w:t>
+        <w:t xml:space="preserve"> (Mariana en Medellín, Felipe en Envigado) y esos municipios pertenecen a </w:t>
       </w:r>
       <w:r>
         <w:rPr>
@@ -2793,7 +2793,7 @@
           <w:i w:val="0"/>
           <w:u w:val="none"/>
         </w:rPr>
-        <w:t xml:space="preserve">. El artículo 5.º de la Ley 1258 exige indicar "el domicilio principal de la sociedad", y el artículo 111 del Código de Comercio ordena inscribir el acto constitutivo en la cámara con jurisdicción en ese domicilio. Como la dirección señalada en el levantamiento —carrera 37 n.º 10A-58, oficina 804— está en Medellín, el domicilio social es </w:t>
+        <w:t xml:space="preserve">. El artículo 5.º de la Ley 1258 exige indicar "el domicilio principal de la sociedad", y el artículo 111 del Código de Comercio ordena inscribir el acto constitutivo en la cámara con jurisdicción en ese domicilio. Como la dirección señalada en el levantamiento (carrera 37 n.º 10A-58, oficina 804) está en Medellín, el domicilio social es </w:t>
       </w:r>
       <w:r>
         <w:rPr>
@@ -2999,7 +2999,7 @@
           <w:i w:val="0"/>
           <w:u w:val="none"/>
         </w:rPr>
-        <w:t xml:space="preserve"> para evitar el riesgo de disolución automática por vencimiento del plazo —causal que en la práctica se activa por olvido de la prórroga— y porque no existe ninguna razón de negocio para limitar la vida de la sociedad.</w:t>
+        <w:t xml:space="preserve"> para evitar el riesgo de disolución automática por vencimiento del plazo, causal que en la práctica se activa por olvido de la prórroga, y porque no existe ninguna razón de negocio para limitar la vida de la sociedad.</w:t>
       </w:r>
     </w:p>
     <w:p>
@@ -3103,7 +3103,7 @@
           <w:i w:val="0"/>
           <w:u w:val="none"/>
         </w:rPr>
-        <w:t xml:space="preserve"> Se interpretó que el rótulo del formato —"capital suscrito y pagado"— es el dato de fondo, y que la frase sobre los dos años es la </w:t>
+        <w:t xml:space="preserve"> Se interpretó que el rótulo del formato, "capital suscrito y pagado", es el dato de fondo, y que la frase sobre los dos años es la </w:t>
       </w:r>
       <w:r>
         <w:rPr>
@@ -3502,7 +3502,7 @@
           <w:i w:val="0"/>
           <w:u w:val="none"/>
         </w:rPr>
-        <w:t xml:space="preserve"> Se conservó la regla general del artículo 22 para la administración ordinaria —lo que preserva la agilidad que justifica la mayoría de Mariana— pero se elevó a </w:t>
+        <w:t xml:space="preserve"> Se conservó la regla general del artículo 22 para la administración ordinaria, lo que preserva la agilidad que justifica la mayoría de Mariana, pero se elevó a </w:t>
       </w:r>
       <w:r>
         <w:rPr>
@@ -3578,7 +3578,7 @@
           <w:i w:val="0"/>
           <w:u w:val="none"/>
         </w:rPr>
-        <w:t xml:space="preserve"> El artículo 22 de la Ley 1258 admite expresamente el pacto en contrario ("salvo estipulación en contrario"). El artículo 41 impone, además, unanimidad para introducir o modificar las cláusulas de los artículos 13, 14, 39 y 40 —restricciones a la negociación, autorización para la transferencia, exclusión de accionistas y resolución de conflictos—, exigencia que se recogió en el parágrafo segundo del artículo 23 de los estatutos.</w:t>
+        <w:t xml:space="preserve"> El artículo 22 de la Ley 1258 admite expresamente el pacto en contrario ("salvo estipulación en contrario"). El artículo 41 impone, además, unanimidad para introducir o modificar las cláusulas de los artículos 13, 14, 39 y 40 (restricciones a la negociación, autorización para la transferencia, exclusión de accionistas y resolución de conflictos), exigencia que se recogió en el parágrafo segundo del artículo 23 de los estatutos.</w:t>
       </w:r>
     </w:p>
     <w:p>
@@ -3785,7 +3785,7 @@
           <w:i w:val="0"/>
           <w:u w:val="none"/>
         </w:rPr>
-        <w:t xml:space="preserve"> (artículo 1781 del Código Civil). En caso de disolución de la sociedad conyugal —por divorcio, separación de bienes o muerte—, el cónyuge tendría derecho a gananciales sobre esas acciones. Esto podría hacer ingresar a la sociedad, por vía de adjudicación, a una persona ajena al proyecto empresarial.</w:t>
+        <w:t xml:space="preserve"> (artículo 1781 del Código Civil). En caso de disolución de la sociedad conyugal (por divorcio, separación de bienes o muerte), el cónyuge tendría derecho a gananciales sobre esas acciones. Esto podría hacer ingresar a la sociedad, por vía de adjudicación, a una persona ajena al proyecto empresarial.</w:t>
       </w:r>
     </w:p>
     <w:p>
@@ -4056,7 +4056,7 @@
           <w:i w:val="0"/>
           <w:u w:val="none"/>
         </w:rPr>
-        <w:t xml:space="preserve">, y —cláusula de importancia práctica— que </w:t>
+        <w:t xml:space="preserve">, y, cláusula de importancia práctica, que </w:t>
       </w:r>
       <w:r>
         <w:rPr>
@@ -4214,7 +4214,7 @@
           <w:i w:val="0"/>
           <w:u w:val="none"/>
         </w:rPr>
-        <w:t xml:space="preserve"> El umbral debe ser lo bastante alto para no entorpecer la operación ordinaria —nómina, arrendamiento del local, insumos— y lo bastante bajo para captar las decisiones patrimonialmente significativas frente a un capital pagado de $600.000.000. Con un salario mínimo del orden de $1.400.000, cien salarios equivalen aproximadamente a </w:t>
+        <w:t xml:space="preserve"> El umbral debe ser lo bastante alto para no entorpecer la operación ordinaria (nómina, arrendamiento del local, insumos) y lo bastante bajo para captar las decisiones patrimonialmente significativas frente a un capital pagado de $600.000.000. Con un salario mínimo del orden de $1.400.000, cien salarios equivalen aproximadamente a </w:t>
       </w:r>
       <w:r>
         <w:rPr>
@@ -4250,7 +4250,7 @@
           <w:i w:val="0"/>
           <w:u w:val="none"/>
         </w:rPr>
-        <w:t>: un acto de esa magnitud compromete casi una cuarta parte del patrimonio social y merece pasar por la asamblea, mientras que la operación corriente —una nómina mensual de nueve trabajadores o el canon de una oficina— queda holgadamente por debajo.</w:t>
+        <w:t>: un acto de esa magnitud compromete casi una cuarta parte del patrimonio social y merece pasar por la asamblea, mientras que la operación corriente, una nómina mensual de nueve trabajadores o el canon de una oficina, queda holgadamente por debajo.</w:t>
       </w:r>
     </w:p>
     <w:p>
@@ -4698,7 +4698,7 @@
           <w:i w:val="0"/>
           <w:u w:val="none"/>
         </w:rPr>
-        <w:t xml:space="preserve"> la reserva legal —10 % de las utilidades líquidas hasta alcanzar el 50 % del capital suscrito—, con plena conciencia de que no era obligatoria.</w:t>
+        <w:t xml:space="preserve"> la reserva legal, 10 % de las utilidades líquidas hasta alcanzar el 50 % del capital suscrito, con plena conciencia de que no era obligatoria.</w:t>
       </w:r>
     </w:p>
     <w:p>
@@ -4978,7 +4978,7 @@
           <w:i w:val="0"/>
           <w:u w:val="none"/>
         </w:rPr>
-        <w:t xml:space="preserve"> Por especialidad y por celeridad: las controversias societarias exigen conocimiento técnico y suelen requerir decisión rápida —la impugnación de una decisión de asamblea pierde utilidad si se resuelve años después—. Se optó por </w:t>
+        <w:t xml:space="preserve"> Por especialidad y por celeridad: las controversias societarias exigen conocimiento técnico y suelen requerir decisión rápida, la impugnación de una decisión de asamblea pierde utilidad si se resuelve años después. Se optó por </w:t>
       </w:r>
       <w:r>
         <w:rPr>
@@ -5356,7 +5356,7 @@
           <w:i w:val="0"/>
           <w:u w:val="none"/>
         </w:rPr>
-        <w:t xml:space="preserve"> Es un detalle técnico que decide si la cláusula funciona o no, y conviene explicarlo porque es la clase de error que solo aparece al aplicar la norma a los números concretos del caso. Si el 70 % se calculara sobre la totalidad de las acciones suscritas —600.000— el umbral sería de 420.000 acciones. Excluido el voto del enajenante, ninguno de los dos accionistas podría alcanzarlo jamás: si vende Mariana, quedan las 210.000 de Felipe; si vende Felipe, quedan las 390.000 de Mariana. En ambos casos la autorización sería </w:t>
+        <w:t xml:space="preserve"> Es un detalle técnico que decide si la cláusula funciona o no, y conviene explicarlo porque es la clase de error que solo aparece al aplicar la norma a los números concretos del caso. Si el 70 % se calculara sobre la totalidad de las acciones suscritas, 600.000, el umbral sería de 420.000 acciones. Excluido el voto del enajenante, ninguno de los dos accionistas podría alcanzarlo jamás: si vende Mariana, quedan las 210.000 de Felipe; si vende Felipe, quedan las 390.000 de Mariana. En ambos casos la autorización sería </w:t>
       </w:r>
       <w:r>
         <w:rPr>
@@ -5403,7 +5403,7 @@
           <w:i w:val="0"/>
           <w:u w:val="none"/>
         </w:rPr>
-        <w:t xml:space="preserve">, excluidas del cómputo tanto el voto como las acciones del enajenante. Con esa base: si vende Mariana, se requieren 147.000 acciones de las 210.000 de Felipe, que él tiene; si vende Felipe, se requieren 273.000 de las 390.000 de Mariana, que ella tiene. La cláusula opera como lo que debe ser —un </w:t>
+        <w:t xml:space="preserve">, excluidas del cómputo tanto el voto como las acciones del enajenante. Con esa base: si vende Mariana, se requieren 147.000 acciones de las 210.000 de Felipe, que él tiene; si vende Felipe, se requieren 273.000 de las 390.000 de Mariana, que ella tiene. La cláusula opera como lo que debe ser, un </w:t>
       </w:r>
       <w:r>
         <w:rPr>
@@ -5421,7 +5421,7 @@
           <w:i w:val="0"/>
           <w:u w:val="none"/>
         </w:rPr>
-        <w:t xml:space="preserve"> para el ingreso de terceros al grupo cerrado— y no como una prohibición disfrazada.</w:t>
+        <w:t xml:space="preserve"> para el ingreso de terceros al grupo cerrado, y no como una prohibición disfrazada.</w:t>
       </w:r>
     </w:p>
     <w:p>
@@ -5523,7 +5523,7 @@
           <w:i w:val="0"/>
           <w:u w:val="none"/>
         </w:rPr>
-        <w:t xml:space="preserve"> —excluidas del cómputo el voto y las acciones del accionista destinatario de la medida—. El artículo 39 de la Ley 1258 permite pactarla y remite al procedimiento de reembolso; el artículo 41 exige unanimidad para introducirla o modificarla, requisito satisfecho porque la cláusula nace en el acto constitutivo suscrito por los dos accionistas.</w:t>
+        <w:t>, excluidas del cómputo el voto y las acciones del accionista destinatario de la medida. El artículo 39 de la Ley 1258 permite pactarla y remite al procedimiento de reembolso; el artículo 41 exige unanimidad para introducirla o modificarla, requisito satisfecho porque la cláusula nace en el acto constitutivo suscrito por los dos accionistas.</w:t>
       </w:r>
     </w:p>
     <w:p>
@@ -5617,7 +5617,7 @@
           <w:i w:val="0"/>
           <w:u w:val="none"/>
         </w:rPr>
-        <w:t xml:space="preserve"> —incumplimiento grave y reiterado, competencia desleal, omisión del deber de información sobre cambio de control y condena penal ejecutoriada—, no cláusulas abiertas de "pérdida de confianza". </w:t>
+        <w:t xml:space="preserve"> (incumplimiento grave y reiterado, competencia desleal, omisión del deber de información sobre cambio de control y condena penal ejecutoriada), no cláusulas abiertas de "pérdida de confianza". </w:t>
       </w:r>
       <w:r>
         <w:rPr>
@@ -5700,7 +5700,7 @@
           <w:i w:val="0"/>
           <w:u w:val="none"/>
         </w:rPr>
-        <w:t xml:space="preserve"> —incumplimiento grave y reiterado, competencia desleal, omisión del deber de información sobre cambio de control y condena penal por delitos patrimoniales o económicos— precisamente para evitar que la cláusula se convierta en un instrumento de abuso de la mayoría, hipótesis que activaría la sanción de ineficacia del artículo 43 de la Ley 1258.</w:t>
+        <w:t xml:space="preserve"> (incumplimiento grave y reiterado, competencia desleal, omisión del deber de información sobre cambio de control y condena penal por delitos patrimoniales o económicos) precisamente para evitar que la cláusula se convierta en un instrumento de abuso de la mayoría, hipótesis que activaría la sanción de ineficacia del artículo 43 de la Ley 1258.</w:t>
       </w:r>
     </w:p>
     <w:p>
@@ -5811,7 +5811,7 @@
           <w:i w:val="0"/>
           <w:u w:val="none"/>
         </w:rPr>
-        <w:t xml:space="preserve">. En este caso: Mariana, de 30 años, tiene el 65 % —superior a la mitad más uno—; la sociedad tendrá 9 trabajadores; y sus activos son de $600.000.000, muy por debajo de los aproximadamente $7.000.000.000 que representan 5.000 salarios mínimos. </w:t>
+        <w:t xml:space="preserve">. En este caso: Mariana, de 30 años, tiene el 65 %, superior a la mitad más uno; la sociedad tendrá 9 trabajadores; y sus activos son de $600.000.000, muy por debajo de los aproximadamente $7.000.000.000 que representan 5.000 salarios mínimos. </w:t>
       </w:r>
       <w:r>
         <w:rPr>
@@ -6203,7 +6203,7 @@
           <w:i w:val="0"/>
           <w:u w:val="none"/>
         </w:rPr>
-        <w:t xml:space="preserve"> Porque existir como sociedad y estar autorizado para prestar el servicio son cosas distintas. La rehabilitación física —fisioterapia, terapia física, terapia ocupacional— constituye servicio de salud sujeto a habilitación. Prestar servicios de salud sin habilitación expone a la sociedad al cierre del servicio y a sanciones de la autoridad sanitaria, y a los administradores a responsabilidad personal. Incluir el deber en los estatutos, y no solo en un concepto verbal, convierte su incumplimiento en infracción a los deberes del administrador conforme al artículo 23 de la Ley 222 de 1995.</w:t>
+        <w:t xml:space="preserve"> Porque existir como sociedad y estar autorizado para prestar el servicio son cosas distintas. La rehabilitación física (fisioterapia, terapia física, terapia ocupacional) constituye servicio de salud sujeto a habilitación. Prestar servicios de salud sin habilitación expone a la sociedad al cierre del servicio y a sanciones de la autoridad sanitaria, y a los administradores a responsabilidad personal. Incluir el deber en los estatutos, y no solo en un concepto verbal, convierte su incumplimiento en infracción a los deberes del administrador conforme al artículo 23 de la Ley 222 de 1995.</w:t>
       </w:r>
     </w:p>
     <w:p>
@@ -6397,7 +6397,7 @@
           <w:i w:val="0"/>
           <w:u w:val="none"/>
         </w:rPr>
-        <w:t xml:space="preserve"> ante la ARL y es el criterio con el que las autoridades sanitarias y tributarias verifican la coherencia entre la actividad declarada y la efectivamente desarrollada. Por eso se declara 8692 como principal —es la actividad que da nombre al proyecto y la que genera el mayor valor agregado— y las otras dos como secundarias.</w:t>
+        <w:t xml:space="preserve"> ante la ARL y es el criterio con el que las autoridades sanitarias y tributarias verifican la coherencia entre la actividad declarada y la efectivamente desarrollada. Por eso se declara 8692 como principal, es la actividad que da nombre al proyecto y la que genera el mayor valor agregado, y las otras dos como secundarias.</w:t>
       </w:r>
     </w:p>
     <w:p>
@@ -6536,7 +6536,7 @@
           <w:i w:val="0"/>
           <w:u w:val="none"/>
         </w:rPr>
-        <w:t>Su función es doble: alimentan la información estadística que las cámaras reportan al DANE y a Confecámaras, y sirven para verificar el cumplimiento de requisitos de programas de política pública, entre ellos el de la Ley 1780 —el dato de nueve trabajadores acredita el requisito de no superar los cincuenta— y los de medición de participación femenina en cargos directivos derivados de la Ley 2069 de 2020.</w:t>
+        <w:t>Su función es doble: alimentan la información estadística que las cámaras reportan al DANE y a Confecámaras, y sirven para verificar el cumplimiento de requisitos de programas de política pública, entre ellos el de la Ley 1780, el dato de nueve trabajadores acredita el requisito de no superar los cincuenta, y los de medición de participación femenina en cargos directivos derivados de la Ley 2069 de 2020.</w:t>
       </w:r>
     </w:p>
     <w:p>
@@ -8445,7 +8445,7 @@
           <w:i w:val="0"/>
           <w:u w:val="none"/>
         </w:rPr>
-        <w:t xml:space="preserve"> Sí. El numeral 6.º del artículo 5.º de la Ley 1258 exige indicar los tres capitales —autorizado, suscrito y pagado—, lo que presupone la estructura tripartita propia de las sociedades por acciones.</w:t>
+        <w:t xml:space="preserve"> Sí. El numeral 6.º del artículo 5.º de la Ley 1258 exige indicar los tres capitales (autorizado, suscrito y pagado), lo que presupone la estructura tripartita propia de las sociedades por acciones.</w:t>
       </w:r>
     </w:p>
     <w:p>
@@ -8545,7 +8545,7 @@
           <w:i w:val="0"/>
           <w:u w:val="none"/>
         </w:rPr>
-        <w:t xml:space="preserve"> Aproximadamente $4.321.100, más la matrícula del establecimiento. El impuesto de registro —$4.200.000— representa más del 97 % del total; los derechos de matrícula de la persona jurídica son cero por la exención de la Ley 1780.</w:t>
+        <w:t xml:space="preserve"> Aproximadamente $4.321.100, más la matrícula del establecimiento. El impuesto de registro, $4.200.000, representa más del 97 % del total; los derechos de matrícula de la persona jurídica son cero por la exención de la Ley 1780.</w:t>
       </w:r>
     </w:p>
     <w:p>
@@ -8583,7 +8583,7 @@
           <w:i w:val="0"/>
           <w:u w:val="none"/>
         </w:rPr>
-        <w:t xml:space="preserve"> —Medellín— y no por el domicilio de los accionistas (artículos 111 del Código de Comercio y 5.º de la Ley 1258).</w:t>
+        <w:t>, Medellín, y no por el domicilio de los accionistas (artículos 111 del Código de Comercio y 5.º de la Ley 1258).</w:t>
       </w:r>
     </w:p>
     <w:p>
@@ -9196,7 +9196,7 @@
         <w:color w:val="555555"/>
         <w:sz w:val="16"/>
       </w:rPr>
-      <w:t>Memorando jurídico justificativo — Constitución de NOVA BIENESTAR INTEGRAL S.A.S.</w:t>
+      <w:t>Memorando jurídico justificativo. Constitución de NOVA BIENESTAR INTEGRAL S.A.S.</w:t>
     </w:r>
   </w:p>
 </w:hdr>
